--- a/content-src/docx/R G 2002 03 16 Robin Robertson.docx
+++ b/content-src/docx/R G 2002 03 16 Robin Robertson.docx
@@ -58,6 +58,11 @@
           <w:color w:val="121212"/>
         </w:rPr>
         <w:t>&lt;/details&gt;</w:t>
+      </w:r>
+    </w:p>
+    <w:p>
+      <w:r>
+        <w:t xml:space="preserve">&lt;category&gt;poetry&lt;/category&gt;</w:t>
       </w:r>
     </w:p>
     <w:p/>

--- a/content-src/docx/R G 2002 03 16 Robin Robertson.docx
+++ b/content-src/docx/R G 2002 03 16 Robin Robertson.docx
@@ -90,7 +90,7 @@
         <w:t>Robertson's work is at its most interesting when these matters are placed in a further perspective - when a gesture is made beyond the bloodied frame of the captured spillages towards the possibility that integrity might be surrendered profitably. The opening poem begins: "We are drawn to edges, to our own / parapets and sea-walls</w:t>
       </w:r>
       <w:r>
-        <w:t>: finding our lives / in relief, in some forked storm"; not the last image of self-definition through extremity, whether skin or clothes or habitat. But the margins of self are also limitations: "We have forgotten how to walk...looking too late to the ones we loved, / we stretch out our hands as we fall".</w:t>
+        <w:t>: finding our lives / in relief, in some forked storm"; not the last image of self-definition through extremity, whether skin or clothes or habitat. But the margins of self are also limitations: "We have forgotten how to walk… looking too late to the ones we loved, / we stretch out our hands as we fall".</w:t>
       </w:r>
     </w:p>
     <w:p/>
